--- a/Supply chain management.docx
+++ b/Supply chain management.docx
@@ -1457,8 +1457,261 @@
         <w:t>Would you like me to draft a professional cold email or LinkedIn message you can use to reach out to the HR contacts mentioned above?</w:t>
       </w:r>
     </w:p>
+    <w:p/>
+    <w:p/>
     <w:p>
+      <w:r>
+        <w:rPr>
+          <w:noProof/>
+        </w:rPr>
+        <w:drawing>
+          <wp:inline distT="0" distB="0" distL="0" distR="0">
+            <wp:extent cx="5943600" cy="3343275"/>
+            <wp:effectExtent l="0" t="0" r="0" b="9525"/>
+            <wp:docPr id="1" name="Picture 1"/>
+            <wp:cNvGraphicFramePr>
+              <a:graphicFrameLocks xmlns:a="http://schemas.openxmlformats.org/drawingml/2006/main" noChangeAspect="1"/>
+            </wp:cNvGraphicFramePr>
+            <a:graphic xmlns:a="http://schemas.openxmlformats.org/drawingml/2006/main">
+              <a:graphicData uri="http://schemas.openxmlformats.org/drawingml/2006/picture">
+                <pic:pic xmlns:pic="http://schemas.openxmlformats.org/drawingml/2006/picture">
+                  <pic:nvPicPr>
+                    <pic:cNvPr id="0" name="Screenshot (44).png"/>
+                    <pic:cNvPicPr/>
+                  </pic:nvPicPr>
+                  <pic:blipFill>
+                    <a:blip r:embed="rId8" cstate="print">
+                      <a:extLst>
+                        <a:ext uri="{28A0092B-C50C-407E-A947-70E740481C1C}">
+                          <a14:useLocalDpi xmlns:a14="http://schemas.microsoft.com/office/drawing/2010/main" val="0"/>
+                        </a:ext>
+                      </a:extLst>
+                    </a:blip>
+                    <a:stretch>
+                      <a:fillRect/>
+                    </a:stretch>
+                  </pic:blipFill>
+                  <pic:spPr>
+                    <a:xfrm>
+                      <a:off x="0" y="0"/>
+                      <a:ext cx="5943600" cy="3343275"/>
+                    </a:xfrm>
+                    <a:prstGeom prst="rect">
+                      <a:avLst/>
+                    </a:prstGeom>
+                  </pic:spPr>
+                </pic:pic>
+              </a:graphicData>
+            </a:graphic>
+          </wp:inline>
+        </w:drawing>
+      </w:r>
+    </w:p>
+    <w:p/>
+    <w:p/>
+    <w:p/>
+    <w:p/>
+    <w:p/>
+    <w:p/>
+    <w:p/>
+    <w:p/>
+    <w:p>
+      <w:r>
+        <w:t xml:space="preserve">        </w:t>
+      </w:r>
+    </w:p>
+    <w:p/>
+    <w:p/>
+    <w:p/>
+    <w:p/>
+    <w:p>
+      <w:r>
+        <w:rPr>
+          <w:noProof/>
+        </w:rPr>
+        <w:lastRenderedPageBreak/>
+        <w:drawing>
+          <wp:inline distT="0" distB="0" distL="0" distR="0">
+            <wp:extent cx="5943600" cy="3343275"/>
+            <wp:effectExtent l="0" t="0" r="0" b="9525"/>
+            <wp:docPr id="3" name="Picture 3"/>
+            <wp:cNvGraphicFramePr>
+              <a:graphicFrameLocks xmlns:a="http://schemas.openxmlformats.org/drawingml/2006/main" noChangeAspect="1"/>
+            </wp:cNvGraphicFramePr>
+            <a:graphic xmlns:a="http://schemas.openxmlformats.org/drawingml/2006/main">
+              <a:graphicData uri="http://schemas.openxmlformats.org/drawingml/2006/picture">
+                <pic:pic xmlns:pic="http://schemas.openxmlformats.org/drawingml/2006/picture">
+                  <pic:nvPicPr>
+                    <pic:cNvPr id="0" name="Screenshot (46).png"/>
+                    <pic:cNvPicPr/>
+                  </pic:nvPicPr>
+                  <pic:blipFill>
+                    <a:blip r:embed="rId9" cstate="print">
+                      <a:extLst>
+                        <a:ext uri="{28A0092B-C50C-407E-A947-70E740481C1C}">
+                          <a14:useLocalDpi xmlns:a14="http://schemas.microsoft.com/office/drawing/2010/main" val="0"/>
+                        </a:ext>
+                      </a:extLst>
+                    </a:blip>
+                    <a:stretch>
+                      <a:fillRect/>
+                    </a:stretch>
+                  </pic:blipFill>
+                  <pic:spPr>
+                    <a:xfrm>
+                      <a:off x="0" y="0"/>
+                      <a:ext cx="5943600" cy="3343275"/>
+                    </a:xfrm>
+                    <a:prstGeom prst="rect">
+                      <a:avLst/>
+                    </a:prstGeom>
+                  </pic:spPr>
+                </pic:pic>
+              </a:graphicData>
+            </a:graphic>
+          </wp:inline>
+        </w:drawing>
+      </w:r>
+      <w:r>
+        <w:rPr>
+          <w:noProof/>
+        </w:rPr>
+        <w:drawing>
+          <wp:inline distT="0" distB="0" distL="0" distR="0">
+            <wp:extent cx="5943600" cy="3343275"/>
+            <wp:effectExtent l="0" t="0" r="0" b="9525"/>
+            <wp:docPr id="4" name="Picture 4"/>
+            <wp:cNvGraphicFramePr>
+              <a:graphicFrameLocks xmlns:a="http://schemas.openxmlformats.org/drawingml/2006/main" noChangeAspect="1"/>
+            </wp:cNvGraphicFramePr>
+            <a:graphic xmlns:a="http://schemas.openxmlformats.org/drawingml/2006/main">
+              <a:graphicData uri="http://schemas.openxmlformats.org/drawingml/2006/picture">
+                <pic:pic xmlns:pic="http://schemas.openxmlformats.org/drawingml/2006/picture">
+                  <pic:nvPicPr>
+                    <pic:cNvPr id="0" name="Screenshot (47).png"/>
+                    <pic:cNvPicPr/>
+                  </pic:nvPicPr>
+                  <pic:blipFill>
+                    <a:blip r:embed="rId10" cstate="print">
+                      <a:extLst>
+                        <a:ext uri="{28A0092B-C50C-407E-A947-70E740481C1C}">
+                          <a14:useLocalDpi xmlns:a14="http://schemas.microsoft.com/office/drawing/2010/main" val="0"/>
+                        </a:ext>
+                      </a:extLst>
+                    </a:blip>
+                    <a:stretch>
+                      <a:fillRect/>
+                    </a:stretch>
+                  </pic:blipFill>
+                  <pic:spPr>
+                    <a:xfrm>
+                      <a:off x="0" y="0"/>
+                      <a:ext cx="5943600" cy="3343275"/>
+                    </a:xfrm>
+                    <a:prstGeom prst="rect">
+                      <a:avLst/>
+                    </a:prstGeom>
+                  </pic:spPr>
+                </pic:pic>
+              </a:graphicData>
+            </a:graphic>
+          </wp:inline>
+        </w:drawing>
+      </w:r>
+      <w:r>
+        <w:rPr>
+          <w:noProof/>
+        </w:rPr>
+        <w:lastRenderedPageBreak/>
+        <w:drawing>
+          <wp:inline distT="0" distB="0" distL="0" distR="0">
+            <wp:extent cx="5943600" cy="3343275"/>
+            <wp:effectExtent l="0" t="0" r="0" b="9525"/>
+            <wp:docPr id="5" name="Picture 5"/>
+            <wp:cNvGraphicFramePr>
+              <a:graphicFrameLocks xmlns:a="http://schemas.openxmlformats.org/drawingml/2006/main" noChangeAspect="1"/>
+            </wp:cNvGraphicFramePr>
+            <a:graphic xmlns:a="http://schemas.openxmlformats.org/drawingml/2006/main">
+              <a:graphicData uri="http://schemas.openxmlformats.org/drawingml/2006/picture">
+                <pic:pic xmlns:pic="http://schemas.openxmlformats.org/drawingml/2006/picture">
+                  <pic:nvPicPr>
+                    <pic:cNvPr id="0" name="Screenshot (48).png"/>
+                    <pic:cNvPicPr/>
+                  </pic:nvPicPr>
+                  <pic:blipFill>
+                    <a:blip r:embed="rId11" cstate="print">
+                      <a:extLst>
+                        <a:ext uri="{28A0092B-C50C-407E-A947-70E740481C1C}">
+                          <a14:useLocalDpi xmlns:a14="http://schemas.microsoft.com/office/drawing/2010/main" val="0"/>
+                        </a:ext>
+                      </a:extLst>
+                    </a:blip>
+                    <a:stretch>
+                      <a:fillRect/>
+                    </a:stretch>
+                  </pic:blipFill>
+                  <pic:spPr>
+                    <a:xfrm>
+                      <a:off x="0" y="0"/>
+                      <a:ext cx="5943600" cy="3343275"/>
+                    </a:xfrm>
+                    <a:prstGeom prst="rect">
+                      <a:avLst/>
+                    </a:prstGeom>
+                  </pic:spPr>
+                </pic:pic>
+              </a:graphicData>
+            </a:graphic>
+          </wp:inline>
+        </w:drawing>
+      </w:r>
       <w:bookmarkStart w:id="0" w:name="_GoBack"/>
+      <w:r>
+        <w:rPr>
+          <w:noProof/>
+        </w:rPr>
+        <w:drawing>
+          <wp:inline distT="0" distB="0" distL="0" distR="0">
+            <wp:extent cx="5943600" cy="3343275"/>
+            <wp:effectExtent l="0" t="0" r="0" b="9525"/>
+            <wp:docPr id="6" name="Picture 6"/>
+            <wp:cNvGraphicFramePr>
+              <a:graphicFrameLocks xmlns:a="http://schemas.openxmlformats.org/drawingml/2006/main" noChangeAspect="1"/>
+            </wp:cNvGraphicFramePr>
+            <a:graphic xmlns:a="http://schemas.openxmlformats.org/drawingml/2006/main">
+              <a:graphicData uri="http://schemas.openxmlformats.org/drawingml/2006/picture">
+                <pic:pic xmlns:pic="http://schemas.openxmlformats.org/drawingml/2006/picture">
+                  <pic:nvPicPr>
+                    <pic:cNvPr id="0" name="Screenshot (49).png"/>
+                    <pic:cNvPicPr/>
+                  </pic:nvPicPr>
+                  <pic:blipFill>
+                    <a:blip r:embed="rId12" cstate="print">
+                      <a:extLst>
+                        <a:ext uri="{28A0092B-C50C-407E-A947-70E740481C1C}">
+                          <a14:useLocalDpi xmlns:a14="http://schemas.microsoft.com/office/drawing/2010/main" val="0"/>
+                        </a:ext>
+                      </a:extLst>
+                    </a:blip>
+                    <a:stretch>
+                      <a:fillRect/>
+                    </a:stretch>
+                  </pic:blipFill>
+                  <pic:spPr>
+                    <a:xfrm>
+                      <a:off x="0" y="0"/>
+                      <a:ext cx="5943600" cy="3343275"/>
+                    </a:xfrm>
+                    <a:prstGeom prst="rect">
+                      <a:avLst/>
+                    </a:prstGeom>
+                  </pic:spPr>
+                </pic:pic>
+              </a:graphicData>
+            </a:graphic>
+          </wp:inline>
+        </w:drawing>
+      </w:r>
       <w:bookmarkEnd w:id="0"/>
     </w:p>
     <w:sectPr>
@@ -2013,6 +2266,36 @@
       <w:szCs w:val="20"/>
     </w:rPr>
   </w:style>
+  <w:style w:type="paragraph" w:styleId="BalloonText">
+    <w:name w:val="Balloon Text"/>
+    <w:basedOn w:val="Normal"/>
+    <w:link w:val="BalloonTextChar"/>
+    <w:uiPriority w:val="99"/>
+    <w:semiHidden/>
+    <w:unhideWhenUsed/>
+    <w:rsid w:val="00E7053C"/>
+    <w:pPr>
+      <w:spacing w:after="0" w:line="240" w:lineRule="auto"/>
+    </w:pPr>
+    <w:rPr>
+      <w:rFonts w:ascii="Tahoma" w:hAnsi="Tahoma" w:cs="Tahoma"/>
+      <w:sz w:val="16"/>
+      <w:szCs w:val="16"/>
+    </w:rPr>
+  </w:style>
+  <w:style w:type="character" w:customStyle="1" w:styleId="BalloonTextChar">
+    <w:name w:val="Balloon Text Char"/>
+    <w:basedOn w:val="DefaultParagraphFont"/>
+    <w:link w:val="BalloonText"/>
+    <w:uiPriority w:val="99"/>
+    <w:semiHidden/>
+    <w:rsid w:val="00E7053C"/>
+    <w:rPr>
+      <w:rFonts w:ascii="Tahoma" w:hAnsi="Tahoma" w:cs="Tahoma"/>
+      <w:sz w:val="16"/>
+      <w:szCs w:val="16"/>
+    </w:rPr>
+  </w:style>
 </w:styles>
 </file>
 
@@ -2247,6 +2530,36 @@
       <w:rFonts w:ascii="Courier New" w:eastAsia="Times New Roman" w:hAnsi="Courier New" w:cs="Courier New"/>
       <w:sz w:val="20"/>
       <w:szCs w:val="20"/>
+    </w:rPr>
+  </w:style>
+  <w:style w:type="paragraph" w:styleId="BalloonText">
+    <w:name w:val="Balloon Text"/>
+    <w:basedOn w:val="Normal"/>
+    <w:link w:val="BalloonTextChar"/>
+    <w:uiPriority w:val="99"/>
+    <w:semiHidden/>
+    <w:unhideWhenUsed/>
+    <w:rsid w:val="00E7053C"/>
+    <w:pPr>
+      <w:spacing w:after="0" w:line="240" w:lineRule="auto"/>
+    </w:pPr>
+    <w:rPr>
+      <w:rFonts w:ascii="Tahoma" w:hAnsi="Tahoma" w:cs="Tahoma"/>
+      <w:sz w:val="16"/>
+      <w:szCs w:val="16"/>
+    </w:rPr>
+  </w:style>
+  <w:style w:type="character" w:customStyle="1" w:styleId="BalloonTextChar">
+    <w:name w:val="Balloon Text Char"/>
+    <w:basedOn w:val="DefaultParagraphFont"/>
+    <w:link w:val="BalloonText"/>
+    <w:uiPriority w:val="99"/>
+    <w:semiHidden/>
+    <w:rsid w:val="00E7053C"/>
+    <w:rPr>
+      <w:rFonts w:ascii="Tahoma" w:hAnsi="Tahoma" w:cs="Tahoma"/>
+      <w:sz w:val="16"/>
+      <w:szCs w:val="16"/>
     </w:rPr>
   </w:style>
 </w:styles>
